--- a/Устав/_документы/Regulations on the Expert Council.docx
+++ b/Устав/_документы/Regulations on the Expert Council.docx
@@ -468,7 +468,7 @@
           <w:szCs w:val="24"/>
           <w:lang w:val="en-GB"/>
         </w:rPr>
-        <w:t>2.2. The Expert Council considers matters on the instruction of the Chief Executive Officer of the Foundation, the Deputy Chief Executive Officer for Strategy and Projects or on the proposal of members of the Expert Council.</w:t>
+        <w:t>2.2. The Expert Council considers matters on the instruction of the Chief Executive Officer of the Foundation or on the proposal of members of the Expert Council.</w:t>
       </w:r>
     </w:p>
     <w:p>
@@ -558,6 +558,7 @@
           <w:szCs w:val="24"/>
           <w:lang w:val="en-GB"/>
         </w:rPr>
+        <w:lastRenderedPageBreak/>
         <w:t>3.3. The members of the Expert Council, the chairperson and the deputy chairperson are approved by order of the Chief Executive Officer of the Foundation for a term of two years. The Management Council is informed of the approved composition.</w:t>
       </w:r>
     </w:p>
@@ -782,7 +783,7 @@
           <w:szCs w:val="24"/>
           <w:lang w:val="en-GB"/>
         </w:rPr>
-        <w:t>5.1. The activities of the Expert Council are supervised by the Deputy Chief Executive Officer for Strategy and Projects.</w:t>
+        <w:t>5.1. The activities of the Expert Council are supervised by the Chief Executive Officer of the Foundation.</w:t>
       </w:r>
     </w:p>
     <w:p>
@@ -1007,7 +1008,7 @@
         <w:rStyle w:val="ab"/>
         <w:noProof/>
       </w:rPr>
-      <w:t>1</w:t>
+      <w:t>2</w:t>
     </w:r>
     <w:r>
       <w:rPr>

--- a/Устав/_документы/Regulations on the Expert Council.docx
+++ b/Устав/_документы/Regulations on the Expert Council.docx
@@ -184,12 +184,12 @@
     <w:p>
       <w:pPr>
         <w:keepNext/>
-        <w:spacing w:before="240" w:after="120" w:line="240" w:lineRule="auto"/>
+        <w:spacing w:after="60" w:line="240" w:lineRule="auto"/>
         <w:jc w:val="center"/>
         <w:rPr>
           <w:rFonts w:ascii="Times New Roman" w:hAnsi="Times New Roman" w:cs="Times New Roman"/>
           <w:b/>
-          <w:sz w:val="24"/>
+          <w:sz w:val="23"/>
           <w:szCs w:val="24"/>
           <w:lang w:val="en-GB"/>
         </w:rPr>
@@ -198,7 +198,7 @@
         <w:rPr>
           <w:rFonts w:ascii="Times New Roman" w:hAnsi="Times New Roman" w:cs="Times New Roman"/>
           <w:b/>
-          <w:sz w:val="24"/>
+          <w:sz w:val="23"/>
           <w:szCs w:val="24"/>
           <w:lang w:val="en-GB"/>
         </w:rPr>
@@ -207,694 +207,325 @@
     </w:p>
     <w:p>
       <w:pPr>
-        <w:spacing w:after="0" w:line="240" w:lineRule="auto"/>
+        <w:spacing w:after="60" w:line="240" w:lineRule="auto"/>
         <w:ind w:firstLine="708"/>
         <w:jc w:val="both"/>
         <w:rPr>
           <w:rFonts w:ascii="Times New Roman" w:hAnsi="Times New Roman" w:cs="Times New Roman"/>
-          <w:sz w:val="24"/>
-          <w:szCs w:val="24"/>
-          <w:lang w:val="en-GB"/>
-        </w:rPr>
-      </w:pPr>
-      <w:r>
-        <w:rPr>
-          <w:rFonts w:ascii="Times New Roman" w:hAnsi="Times New Roman" w:cs="Times New Roman"/>
-          <w:sz w:val="24"/>
-          <w:szCs w:val="24"/>
-          <w:lang w:val="en-GB"/>
-        </w:rPr>
-        <w:t>1.1. The Expert Council is a permanent consultative and advisory body of the Private Foundation «Central Asia Climate Foundation» (hereinafter – the Foundation) composed of leading national and foreign experts for the review of projects, programmes and analytical materials of the Foundation.</w:t>
-      </w:r>
-    </w:p>
-    <w:p>
-      <w:pPr>
-        <w:spacing w:after="0" w:line="240" w:lineRule="auto"/>
+          <w:sz w:val="23"/>
+          <w:szCs w:val="24"/>
+          <w:lang w:val="en-GB"/>
+        </w:rPr>
+      </w:pPr>
+      <w:r>
+        <w:rPr>
+          <w:rFonts w:ascii="Times New Roman" w:hAnsi="Times New Roman" w:cs="Times New Roman"/>
+          <w:sz w:val="23"/>
+          <w:szCs w:val="24"/>
+          <w:lang w:val="en-GB"/>
+        </w:rPr>
+        <w:t>1.1. The Expert Council is a permanent consultative and advisory body of the Private Foundation «Central Asia Climate Foundation» (hereinafter – the Foundation) composed of leading national and foreign experts. It is included in the structure of the Foundation by decision of the Management Council of the Foundation (Minutes No. 12 dated 30 July 2026) as the basis of the expert network of the Foundation and the «Green Think Tank» provided for by the Development Strategy of the Foundation for 2026–2035. Decisions of the Expert Council are advisory.</w:t>
+      </w:r>
+    </w:p>
+    <w:p>
+      <w:pPr>
+        <w:keepNext/>
+        <w:spacing w:after="60" w:line="240" w:lineRule="auto"/>
+        <w:jc w:val="center"/>
+        <w:rPr>
+          <w:rFonts w:ascii="Times New Roman" w:hAnsi="Times New Roman" w:cs="Times New Roman"/>
+          <w:b/>
+          <w:sz w:val="23"/>
+          <w:szCs w:val="24"/>
+          <w:lang w:val="en-GB"/>
+        </w:rPr>
+      </w:pPr>
+      <w:r>
+        <w:rPr>
+          <w:rFonts w:ascii="Times New Roman" w:hAnsi="Times New Roman" w:cs="Times New Roman"/>
+          <w:b/>
+          <w:sz w:val="23"/>
+          <w:szCs w:val="24"/>
+          <w:lang w:val="en-GB"/>
+        </w:rPr>
+        <w:t>2. Tasks</w:t>
+      </w:r>
+    </w:p>
+    <w:p>
+      <w:pPr>
+        <w:spacing w:after="60" w:line="240" w:lineRule="auto"/>
         <w:ind w:firstLine="708"/>
         <w:jc w:val="both"/>
         <w:rPr>
           <w:rFonts w:ascii="Times New Roman" w:hAnsi="Times New Roman" w:cs="Times New Roman"/>
-          <w:sz w:val="24"/>
-          <w:szCs w:val="24"/>
-          <w:lang w:val="en-GB"/>
-        </w:rPr>
-      </w:pPr>
-      <w:r>
-        <w:rPr>
-          <w:rFonts w:ascii="Times New Roman" w:hAnsi="Times New Roman" w:cs="Times New Roman"/>
-          <w:sz w:val="24"/>
-          <w:szCs w:val="24"/>
-          <w:lang w:val="en-GB"/>
-        </w:rPr>
-        <w:t>1.2. The Expert Council is included in the structure of the Foundation by decision of the Management Council of the Foundation (Minutes No. 12 dated 30 July 2026). The Expert Council forms the basis of the expert network of the Foundation and of the «Green Think Tank» expert centre provided for by the Development Strategy of the Foundation for 2026–2035.</w:t>
-      </w:r>
-    </w:p>
-    <w:p>
-      <w:pPr>
-        <w:spacing w:after="0" w:line="240" w:lineRule="auto"/>
+          <w:sz w:val="23"/>
+          <w:szCs w:val="24"/>
+          <w:lang w:val="en-GB"/>
+        </w:rPr>
+      </w:pPr>
+      <w:r>
+        <w:rPr>
+          <w:rFonts w:ascii="Times New Roman" w:hAnsi="Times New Roman" w:cs="Times New Roman"/>
+          <w:sz w:val="23"/>
+          <w:szCs w:val="24"/>
+          <w:lang w:val="en-GB"/>
+        </w:rPr>
+        <w:t>2.1. Tasks: review of projects, programmes, methodologies and analytical materials of the Foundation; opinions and recommendations on environmental protection, climate change, sustainable development, green energy and ESG; expert support of national and regional initiatives, including «Taza Qazaqstan» and decisions of the Regional Environmental Summit; recommendations on the strategy of the Foundation; building an expert network of Central Asia.</w:t>
+      </w:r>
+    </w:p>
+    <w:p>
+      <w:pPr>
+        <w:spacing w:after="60" w:line="240" w:lineRule="auto"/>
         <w:ind w:firstLine="708"/>
         <w:jc w:val="both"/>
         <w:rPr>
           <w:rFonts w:ascii="Times New Roman" w:hAnsi="Times New Roman" w:cs="Times New Roman"/>
-          <w:sz w:val="24"/>
-          <w:szCs w:val="24"/>
-          <w:lang w:val="en-GB"/>
-        </w:rPr>
-      </w:pPr>
-      <w:r>
-        <w:rPr>
-          <w:rFonts w:ascii="Times New Roman" w:hAnsi="Times New Roman" w:cs="Times New Roman"/>
-          <w:sz w:val="24"/>
-          <w:szCs w:val="24"/>
-          <w:lang w:val="en-GB"/>
-        </w:rPr>
-        <w:t>1.3. Decisions of the Expert Council are advisory.</w:t>
-      </w:r>
-    </w:p>
-    <w:p>
-      <w:pPr>
-        <w:spacing w:after="0" w:line="240" w:lineRule="auto"/>
+          <w:sz w:val="23"/>
+          <w:szCs w:val="24"/>
+          <w:lang w:val="en-GB"/>
+        </w:rPr>
+      </w:pPr>
+      <w:r>
+        <w:rPr>
+          <w:rFonts w:ascii="Times New Roman" w:hAnsi="Times New Roman" w:cs="Times New Roman"/>
+          <w:sz w:val="23"/>
+          <w:szCs w:val="24"/>
+          <w:lang w:val="en-GB"/>
+        </w:rPr>
+        <w:t>2.2. Matters are considered on the instruction of the Chief Executive Officer of the Foundation (hereinafter – the CEO) or on the proposal of members of the Expert Council.</w:t>
+      </w:r>
+    </w:p>
+    <w:p>
+      <w:pPr>
+        <w:keepNext/>
+        <w:spacing w:after="60" w:line="240" w:lineRule="auto"/>
+        <w:jc w:val="center"/>
+        <w:rPr>
+          <w:rFonts w:ascii="Times New Roman" w:hAnsi="Times New Roman" w:cs="Times New Roman"/>
+          <w:b/>
+          <w:sz w:val="23"/>
+          <w:szCs w:val="24"/>
+          <w:lang w:val="en-GB"/>
+        </w:rPr>
+      </w:pPr>
+      <w:r>
+        <w:rPr>
+          <w:rFonts w:ascii="Times New Roman" w:hAnsi="Times New Roman" w:cs="Times New Roman"/>
+          <w:b/>
+          <w:sz w:val="23"/>
+          <w:szCs w:val="24"/>
+          <w:lang w:val="en-GB"/>
+        </w:rPr>
+        <w:t>3. Composition and Management</w:t>
+      </w:r>
+    </w:p>
+    <w:p>
+      <w:pPr>
+        <w:spacing w:after="60" w:line="240" w:lineRule="auto"/>
         <w:ind w:firstLine="708"/>
         <w:jc w:val="both"/>
         <w:rPr>
           <w:rFonts w:ascii="Times New Roman" w:hAnsi="Times New Roman" w:cs="Times New Roman"/>
-          <w:sz w:val="24"/>
-          <w:szCs w:val="24"/>
-          <w:lang w:val="en-GB"/>
-        </w:rPr>
-      </w:pPr>
-      <w:r>
-        <w:rPr>
-          <w:rFonts w:ascii="Times New Roman" w:hAnsi="Times New Roman" w:cs="Times New Roman"/>
-          <w:sz w:val="24"/>
-          <w:szCs w:val="24"/>
-          <w:lang w:val="en-GB"/>
-        </w:rPr>
-        <w:t>1.4. In its activities the Expert Council is guided by the AIFC Foundations Regulations and other acts of the Astana International Financial Centre, the legislation of the Republic of Kazakhstan to the extent applicable to the activities of the Foundation, the Charter and By-laws of the Foundation, internal documents of the Foundation, decisions of the Management Council, orders of the Chief Executive Officer of the Foundation and these Regulations.</w:t>
-      </w:r>
-    </w:p>
-    <w:p>
-      <w:pPr>
-        <w:keepNext/>
-        <w:spacing w:before="240" w:after="120" w:line="240" w:lineRule="auto"/>
-        <w:jc w:val="center"/>
-        <w:rPr>
-          <w:rFonts w:ascii="Times New Roman" w:hAnsi="Times New Roman" w:cs="Times New Roman"/>
-          <w:b/>
-          <w:sz w:val="24"/>
-          <w:szCs w:val="24"/>
-          <w:lang w:val="en-GB"/>
-        </w:rPr>
-      </w:pPr>
-      <w:r>
-        <w:rPr>
-          <w:rFonts w:ascii="Times New Roman" w:hAnsi="Times New Roman" w:cs="Times New Roman"/>
-          <w:b/>
-          <w:sz w:val="24"/>
-          <w:szCs w:val="24"/>
-          <w:lang w:val="en-GB"/>
-        </w:rPr>
-        <w:t>2. Tasks and Functions</w:t>
-      </w:r>
-    </w:p>
-    <w:p>
-      <w:pPr>
-        <w:spacing w:after="0" w:line="240" w:lineRule="auto"/>
+          <w:sz w:val="23"/>
+          <w:szCs w:val="24"/>
+          <w:lang w:val="en-GB"/>
+        </w:rPr>
+      </w:pPr>
+      <w:r>
+        <w:rPr>
+          <w:rFonts w:ascii="Times New Roman" w:hAnsi="Times New Roman" w:cs="Times New Roman"/>
+          <w:sz w:val="23"/>
+          <w:szCs w:val="24"/>
+          <w:lang w:val="en-GB"/>
+        </w:rPr>
+        <w:t>3.1. The Expert Council consists of at least seven scientists, specialists and practitioners with recognised qualifications, including from international organisations, universities and research organisations of Central Asia and other countries. The members are approved by order of the CEO for a term of two years.</w:t>
+      </w:r>
+    </w:p>
+    <w:p>
+      <w:pPr>
+        <w:spacing w:after="60" w:line="240" w:lineRule="auto"/>
         <w:ind w:firstLine="708"/>
         <w:jc w:val="both"/>
         <w:rPr>
           <w:rFonts w:ascii="Times New Roman" w:hAnsi="Times New Roman" w:cs="Times New Roman"/>
-          <w:sz w:val="24"/>
-          <w:szCs w:val="24"/>
-          <w:lang w:val="en-GB"/>
-        </w:rPr>
-      </w:pPr>
-      <w:r>
-        <w:rPr>
-          <w:rFonts w:ascii="Times New Roman" w:hAnsi="Times New Roman" w:cs="Times New Roman"/>
-          <w:sz w:val="24"/>
-          <w:szCs w:val="24"/>
-          <w:lang w:val="en-GB"/>
-        </w:rPr>
-        <w:t>2.1. The tasks of the Expert Council are:</w:t>
-      </w:r>
-    </w:p>
-    <w:p>
-      <w:pPr>
-        <w:spacing w:after="0" w:line="240" w:lineRule="auto"/>
+          <w:sz w:val="23"/>
+          <w:szCs w:val="24"/>
+          <w:lang w:val="en-GB"/>
+        </w:rPr>
+      </w:pPr>
+      <w:r>
+        <w:rPr>
+          <w:rFonts w:ascii="Times New Roman" w:hAnsi="Times New Roman" w:cs="Times New Roman"/>
+          <w:sz w:val="23"/>
+          <w:szCs w:val="24"/>
+          <w:lang w:val="en-GB"/>
+        </w:rPr>
+        <w:t>3.2. The management of the Expert Council is determined by decision of the Management Council of the Foundation. The Chairman of the Expert Council, as well as deputies and representatives appointed by him/her, may sign letters and requests on matters related to the tasks of the Expert Council, except for financial and legal documents and acts.</w:t>
+      </w:r>
+    </w:p>
+    <w:p>
+      <w:pPr>
+        <w:spacing w:after="60" w:line="240" w:lineRule="auto"/>
         <w:ind w:firstLine="708"/>
         <w:jc w:val="both"/>
         <w:rPr>
           <w:rFonts w:ascii="Times New Roman" w:hAnsi="Times New Roman" w:cs="Times New Roman"/>
-          <w:sz w:val="24"/>
-          <w:szCs w:val="24"/>
-          <w:lang w:val="en-GB"/>
-        </w:rPr>
-      </w:pPr>
-      <w:r>
-        <w:rPr>
-          <w:rFonts w:ascii="Times New Roman" w:hAnsi="Times New Roman" w:cs="Times New Roman"/>
-          <w:sz w:val="24"/>
-          <w:szCs w:val="24"/>
-          <w:lang w:val="en-GB"/>
-        </w:rPr>
-        <w:t>1) review of projects, programmes, methodologies and analytical materials of the Foundation;</w:t>
-      </w:r>
-    </w:p>
-    <w:p>
-      <w:pPr>
-        <w:spacing w:after="0" w:line="240" w:lineRule="auto"/>
+          <w:sz w:val="23"/>
+          <w:szCs w:val="24"/>
+          <w:lang w:val="en-GB"/>
+        </w:rPr>
+      </w:pPr>
+      <w:r>
+        <w:rPr>
+          <w:rFonts w:ascii="Times New Roman" w:hAnsi="Times New Roman" w:cs="Times New Roman"/>
+          <w:sz w:val="23"/>
+          <w:szCs w:val="24"/>
+          <w:lang w:val="en-GB"/>
+        </w:rPr>
+        <w:t>3.3. Members of the Expert Council work on a voluntary basis; individual expert opinions may be paid under a contract within the budget of the Foundation. The powers of a member terminate upon his/her application, upon expiry of the term or by order of the CEO.</w:t>
+      </w:r>
+    </w:p>
+    <w:p>
+      <w:pPr>
+        <w:keepNext/>
+        <w:spacing w:after="60" w:line="240" w:lineRule="auto"/>
+        <w:jc w:val="center"/>
+        <w:rPr>
+          <w:rFonts w:ascii="Times New Roman" w:hAnsi="Times New Roman" w:cs="Times New Roman"/>
+          <w:b/>
+          <w:sz w:val="23"/>
+          <w:szCs w:val="24"/>
+          <w:lang w:val="en-GB"/>
+        </w:rPr>
+      </w:pPr>
+      <w:r>
+        <w:rPr>
+          <w:rFonts w:ascii="Times New Roman" w:hAnsi="Times New Roman" w:cs="Times New Roman"/>
+          <w:b/>
+          <w:sz w:val="23"/>
+          <w:szCs w:val="24"/>
+          <w:lang w:val="en-GB"/>
+        </w:rPr>
+        <w:t>4. Procedure of Work</w:t>
+      </w:r>
+    </w:p>
+    <w:p>
+      <w:pPr>
+        <w:spacing w:after="60" w:line="240" w:lineRule="auto"/>
         <w:ind w:firstLine="708"/>
         <w:jc w:val="both"/>
         <w:rPr>
           <w:rFonts w:ascii="Times New Roman" w:hAnsi="Times New Roman" w:cs="Times New Roman"/>
-          <w:sz w:val="24"/>
-          <w:szCs w:val="24"/>
-          <w:lang w:val="en-GB"/>
-        </w:rPr>
-      </w:pPr>
-      <w:r>
-        <w:rPr>
-          <w:rFonts w:ascii="Times New Roman" w:hAnsi="Times New Roman" w:cs="Times New Roman"/>
-          <w:sz w:val="24"/>
-          <w:szCs w:val="24"/>
-          <w:lang w:val="en-GB"/>
-        </w:rPr>
-        <w:t>2) preparation of expert opinions and recommendations on environmental protection, climate change, sustainable development, green energy and ESG;</w:t>
-      </w:r>
-    </w:p>
-    <w:p>
-      <w:pPr>
-        <w:spacing w:after="0" w:line="240" w:lineRule="auto"/>
+          <w:sz w:val="23"/>
+          <w:szCs w:val="24"/>
+          <w:lang w:val="en-GB"/>
+        </w:rPr>
+      </w:pPr>
+      <w:r>
+        <w:rPr>
+          <w:rFonts w:ascii="Times New Roman" w:hAnsi="Times New Roman" w:cs="Times New Roman"/>
+          <w:sz w:val="23"/>
+          <w:szCs w:val="24"/>
+          <w:lang w:val="en-GB"/>
+        </w:rPr>
+        <w:t>4.1. Meetings are held at least twice a year on-site, by videoconference or in absentia. A meeting is quorate if at least half of the members take part; recommendations are adopted by a majority of votes, and in case of a tie the presiding member has the casting vote. Decisions are recorded in minutes and sent to the CEO.</w:t>
+      </w:r>
+    </w:p>
+    <w:p>
+      <w:pPr>
+        <w:spacing w:after="60" w:line="240" w:lineRule="auto"/>
         <w:ind w:firstLine="708"/>
         <w:jc w:val="both"/>
         <w:rPr>
           <w:rFonts w:ascii="Times New Roman" w:hAnsi="Times New Roman" w:cs="Times New Roman"/>
-          <w:sz w:val="24"/>
-          <w:szCs w:val="24"/>
-          <w:lang w:val="en-GB"/>
-        </w:rPr>
-      </w:pPr>
-      <w:r>
-        <w:rPr>
-          <w:rFonts w:ascii="Times New Roman" w:hAnsi="Times New Roman" w:cs="Times New Roman"/>
-          <w:sz w:val="24"/>
-          <w:szCs w:val="24"/>
-          <w:lang w:val="en-GB"/>
-        </w:rPr>
-        <w:t>3) expert support of national and regional initiatives implemented with the participation of the Foundation, including the «Taza Qazaqstan» initiative and the decisions of the Regional Environmental Summit;</w:t>
-      </w:r>
-    </w:p>
-    <w:p>
-      <w:pPr>
-        <w:spacing w:after="0" w:line="240" w:lineRule="auto"/>
+          <w:sz w:val="23"/>
+          <w:szCs w:val="24"/>
+          <w:lang w:val="en-GB"/>
+        </w:rPr>
+      </w:pPr>
+      <w:r>
+        <w:rPr>
+          <w:rFonts w:ascii="Times New Roman" w:hAnsi="Times New Roman" w:cs="Times New Roman"/>
+          <w:sz w:val="23"/>
+          <w:szCs w:val="24"/>
+          <w:lang w:val="en-GB"/>
+        </w:rPr>
+        <w:t>4.2. A member of the Expert Council who has a personal interest in a matter declares it and does not vote; members do not disclose confidential information.</w:t>
+      </w:r>
+    </w:p>
+    <w:p>
+      <w:pPr>
+        <w:spacing w:after="60" w:line="240" w:lineRule="auto"/>
         <w:ind w:firstLine="708"/>
         <w:jc w:val="both"/>
         <w:rPr>
           <w:rFonts w:ascii="Times New Roman" w:hAnsi="Times New Roman" w:cs="Times New Roman"/>
-          <w:sz w:val="24"/>
-          <w:szCs w:val="24"/>
-          <w:lang w:val="en-GB"/>
-        </w:rPr>
-      </w:pPr>
-      <w:r>
-        <w:rPr>
-          <w:rFonts w:ascii="Times New Roman" w:hAnsi="Times New Roman" w:cs="Times New Roman"/>
-          <w:sz w:val="24"/>
-          <w:szCs w:val="24"/>
-          <w:lang w:val="en-GB"/>
-        </w:rPr>
-        <w:t>4) recommendations on the development strategy of the Foundation and the priority areas of its activities;</w:t>
-      </w:r>
-    </w:p>
-    <w:p>
-      <w:pPr>
-        <w:spacing w:after="0" w:line="240" w:lineRule="auto"/>
+          <w:sz w:val="23"/>
+          <w:szCs w:val="24"/>
+          <w:lang w:val="en-GB"/>
+        </w:rPr>
+      </w:pPr>
+      <w:r>
+        <w:rPr>
+          <w:rFonts w:ascii="Times New Roman" w:hAnsi="Times New Roman" w:cs="Times New Roman"/>
+          <w:sz w:val="23"/>
+          <w:szCs w:val="24"/>
+          <w:lang w:val="en-GB"/>
+        </w:rPr>
+        <w:t>4.3. The activities of the Expert Council are supervised by the CEO; organisational support (secretariat) is provided by the Project Office for Central Asia on Climate Change and Green Energy. Expenses are made within the budget of the Foundation.</w:t>
+      </w:r>
+    </w:p>
+    <w:p>
+      <w:pPr>
+        <w:keepNext/>
+        <w:spacing w:after="60" w:line="240" w:lineRule="auto"/>
+        <w:jc w:val="center"/>
+        <w:rPr>
+          <w:rFonts w:ascii="Times New Roman" w:hAnsi="Times New Roman" w:cs="Times New Roman"/>
+          <w:b/>
+          <w:sz w:val="23"/>
+          <w:szCs w:val="24"/>
+          <w:lang w:val="en-GB"/>
+        </w:rPr>
+      </w:pPr>
+      <w:r>
+        <w:rPr>
+          <w:rFonts w:ascii="Times New Roman" w:hAnsi="Times New Roman" w:cs="Times New Roman"/>
+          <w:b/>
+          <w:sz w:val="23"/>
+          <w:szCs w:val="24"/>
+          <w:lang w:val="en-GB"/>
+        </w:rPr>
+        <w:t>5. Final Provisions</w:t>
+      </w:r>
+    </w:p>
+    <w:p>
+      <w:pPr>
+        <w:spacing w:after="60" w:line="240" w:lineRule="auto"/>
         <w:ind w:firstLine="708"/>
         <w:jc w:val="both"/>
         <w:rPr>
           <w:rFonts w:ascii="Times New Roman" w:hAnsi="Times New Roman" w:cs="Times New Roman"/>
-          <w:sz w:val="24"/>
-          <w:szCs w:val="24"/>
-          <w:lang w:val="en-GB"/>
-        </w:rPr>
-      </w:pPr>
-      <w:r>
-        <w:rPr>
-          <w:rFonts w:ascii="Times New Roman" w:hAnsi="Times New Roman" w:cs="Times New Roman"/>
-          <w:sz w:val="24"/>
-          <w:szCs w:val="24"/>
-          <w:lang w:val="en-GB"/>
-        </w:rPr>
-        <w:t>5) building an expert network of Central Asia.</w:t>
-      </w:r>
-    </w:p>
-    <w:p>
-      <w:pPr>
-        <w:spacing w:after="0" w:line="240" w:lineRule="auto"/>
-        <w:ind w:firstLine="708"/>
-        <w:jc w:val="both"/>
-        <w:rPr>
-          <w:rFonts w:ascii="Times New Roman" w:hAnsi="Times New Roman" w:cs="Times New Roman"/>
-          <w:sz w:val="24"/>
-          <w:szCs w:val="24"/>
-          <w:lang w:val="en-GB"/>
-        </w:rPr>
-      </w:pPr>
-      <w:r>
-        <w:rPr>
-          <w:rFonts w:ascii="Times New Roman" w:hAnsi="Times New Roman" w:cs="Times New Roman"/>
-          <w:sz w:val="24"/>
-          <w:szCs w:val="24"/>
-          <w:lang w:val="en-GB"/>
-        </w:rPr>
-        <w:t>2.2. The Expert Council considers matters on the instruction of the Chief Executive Officer of the Foundation or on the proposal of members of the Expert Council.</w:t>
-      </w:r>
-    </w:p>
-    <w:p>
-      <w:pPr>
-        <w:keepNext/>
-        <w:spacing w:before="240" w:after="120" w:line="240" w:lineRule="auto"/>
-        <w:jc w:val="center"/>
-        <w:rPr>
-          <w:rFonts w:ascii="Times New Roman" w:hAnsi="Times New Roman" w:cs="Times New Roman"/>
-          <w:b/>
-          <w:sz w:val="24"/>
-          <w:szCs w:val="24"/>
-          <w:lang w:val="en-GB"/>
-        </w:rPr>
-      </w:pPr>
-      <w:r>
-        <w:rPr>
-          <w:rFonts w:ascii="Times New Roman" w:hAnsi="Times New Roman" w:cs="Times New Roman"/>
-          <w:b/>
-          <w:sz w:val="24"/>
-          <w:szCs w:val="24"/>
-          <w:lang w:val="en-GB"/>
-        </w:rPr>
-        <w:t>3. Composition</w:t>
-      </w:r>
-    </w:p>
-    <w:p>
-      <w:pPr>
-        <w:spacing w:after="0" w:line="240" w:lineRule="auto"/>
-        <w:ind w:firstLine="708"/>
-        <w:jc w:val="both"/>
-        <w:rPr>
-          <w:rFonts w:ascii="Times New Roman" w:hAnsi="Times New Roman" w:cs="Times New Roman"/>
-          <w:sz w:val="24"/>
-          <w:szCs w:val="24"/>
-          <w:lang w:val="en-GB"/>
-        </w:rPr>
-      </w:pPr>
-      <w:r>
-        <w:rPr>
-          <w:rFonts w:ascii="Times New Roman" w:hAnsi="Times New Roman" w:cs="Times New Roman"/>
-          <w:sz w:val="24"/>
-          <w:szCs w:val="24"/>
-          <w:lang w:val="en-GB"/>
-        </w:rPr>
-        <w:t>3.1. The Expert Council consists of the chairperson, the deputy chairperson and members of the Expert Council. The number of members is at least seven.</w:t>
-      </w:r>
-    </w:p>
-    <w:p>
-      <w:pPr>
-        <w:spacing w:after="0" w:line="240" w:lineRule="auto"/>
-        <w:ind w:firstLine="708"/>
-        <w:jc w:val="both"/>
-        <w:rPr>
-          <w:rFonts w:ascii="Times New Roman" w:hAnsi="Times New Roman" w:cs="Times New Roman"/>
-          <w:sz w:val="24"/>
-          <w:szCs w:val="24"/>
-          <w:lang w:val="en-GB"/>
-        </w:rPr>
-      </w:pPr>
-      <w:r>
-        <w:rPr>
-          <w:rFonts w:ascii="Times New Roman" w:hAnsi="Times New Roman" w:cs="Times New Roman"/>
-          <w:sz w:val="24"/>
-          <w:szCs w:val="24"/>
-          <w:lang w:val="en-GB"/>
-        </w:rPr>
-        <w:t>3.2. Members of the Expert Council may be scientists, specialists and practitioners with recognised qualifications in the areas of activity of the Foundation, including representatives of international organisations, universities and research organisations of the countries of Central Asia and other states.</w:t>
-      </w:r>
-    </w:p>
-    <w:p>
-      <w:pPr>
-        <w:spacing w:after="0" w:line="240" w:lineRule="auto"/>
-        <w:ind w:firstLine="708"/>
-        <w:jc w:val="both"/>
-        <w:rPr>
-          <w:rFonts w:ascii="Times New Roman" w:hAnsi="Times New Roman" w:cs="Times New Roman"/>
-          <w:sz w:val="24"/>
-          <w:szCs w:val="24"/>
-          <w:lang w:val="en-GB"/>
-        </w:rPr>
-      </w:pPr>
-      <w:r>
-        <w:rPr>
-          <w:rFonts w:ascii="Times New Roman" w:hAnsi="Times New Roman" w:cs="Times New Roman"/>
-          <w:sz w:val="24"/>
-          <w:szCs w:val="24"/>
-          <w:lang w:val="en-GB"/>
-        </w:rPr>
-        <w:lastRenderedPageBreak/>
-        <w:t>3.3. The members of the Expert Council, the chairperson and the deputy chairperson are approved by order of the Chief Executive Officer of the Foundation for a term of two years. The Management Council is informed of the approved composition.</w:t>
-      </w:r>
-    </w:p>
-    <w:p>
-      <w:pPr>
-        <w:spacing w:after="0" w:line="240" w:lineRule="auto"/>
-        <w:ind w:firstLine="708"/>
-        <w:jc w:val="both"/>
-        <w:rPr>
-          <w:rFonts w:ascii="Times New Roman" w:hAnsi="Times New Roman" w:cs="Times New Roman"/>
-          <w:sz w:val="24"/>
-          <w:szCs w:val="24"/>
-          <w:lang w:val="en-GB"/>
-        </w:rPr>
-      </w:pPr>
-      <w:r>
-        <w:rPr>
-          <w:rFonts w:ascii="Times New Roman" w:hAnsi="Times New Roman" w:cs="Times New Roman"/>
-          <w:sz w:val="24"/>
-          <w:szCs w:val="24"/>
-          <w:lang w:val="en-GB"/>
-        </w:rPr>
-        <w:t>3.4. Members of the Expert Council participate in its work free of charge. The preparation of individual expert opinions may be paid for under a contract within the budget of the Foundation.</w:t>
-      </w:r>
-    </w:p>
-    <w:p>
-      <w:pPr>
-        <w:spacing w:after="0" w:line="240" w:lineRule="auto"/>
-        <w:ind w:firstLine="708"/>
-        <w:jc w:val="both"/>
-        <w:rPr>
-          <w:rFonts w:ascii="Times New Roman" w:hAnsi="Times New Roman" w:cs="Times New Roman"/>
-          <w:sz w:val="24"/>
-          <w:szCs w:val="24"/>
-          <w:lang w:val="en-GB"/>
-        </w:rPr>
-      </w:pPr>
-      <w:r>
-        <w:rPr>
-          <w:rFonts w:ascii="Times New Roman" w:hAnsi="Times New Roman" w:cs="Times New Roman"/>
-          <w:sz w:val="24"/>
-          <w:szCs w:val="24"/>
-          <w:lang w:val="en-GB"/>
-        </w:rPr>
-        <w:t>3.5. The powers of a member of the Expert Council terminate upon his/her application, upon expiry of the term or by order of the Chief Executive Officer of the Foundation.</w:t>
-      </w:r>
-    </w:p>
-    <w:p>
-      <w:pPr>
-        <w:keepNext/>
-        <w:spacing w:before="240" w:after="120" w:line="240" w:lineRule="auto"/>
-        <w:jc w:val="center"/>
-        <w:rPr>
-          <w:rFonts w:ascii="Times New Roman" w:hAnsi="Times New Roman" w:cs="Times New Roman"/>
-          <w:b/>
-          <w:sz w:val="24"/>
-          <w:szCs w:val="24"/>
-          <w:lang w:val="en-GB"/>
-        </w:rPr>
-      </w:pPr>
-      <w:r>
-        <w:rPr>
-          <w:rFonts w:ascii="Times New Roman" w:hAnsi="Times New Roman" w:cs="Times New Roman"/>
-          <w:b/>
-          <w:sz w:val="24"/>
-          <w:szCs w:val="24"/>
-          <w:lang w:val="en-GB"/>
-        </w:rPr>
-        <w:t>4. Procedure of Work</w:t>
-      </w:r>
-    </w:p>
-    <w:p>
-      <w:pPr>
-        <w:spacing w:after="0" w:line="240" w:lineRule="auto"/>
-        <w:ind w:firstLine="708"/>
-        <w:jc w:val="both"/>
-        <w:rPr>
-          <w:rFonts w:ascii="Times New Roman" w:hAnsi="Times New Roman" w:cs="Times New Roman"/>
-          <w:sz w:val="24"/>
-          <w:szCs w:val="24"/>
-          <w:lang w:val="en-GB"/>
-        </w:rPr>
-      </w:pPr>
-      <w:r>
-        <w:rPr>
-          <w:rFonts w:ascii="Times New Roman" w:hAnsi="Times New Roman" w:cs="Times New Roman"/>
-          <w:sz w:val="24"/>
-          <w:szCs w:val="24"/>
-          <w:lang w:val="en-GB"/>
-        </w:rPr>
-        <w:t>4.1. Meetings of the Expert Council are held as necessary, but at least twice a year. Meetings may be held in person, by videoconference or by absentee voting.</w:t>
-      </w:r>
-    </w:p>
-    <w:p>
-      <w:pPr>
-        <w:spacing w:after="0" w:line="240" w:lineRule="auto"/>
-        <w:ind w:firstLine="708"/>
-        <w:jc w:val="both"/>
-        <w:rPr>
-          <w:rFonts w:ascii="Times New Roman" w:hAnsi="Times New Roman" w:cs="Times New Roman"/>
-          <w:sz w:val="24"/>
-          <w:szCs w:val="24"/>
-          <w:lang w:val="en-GB"/>
-        </w:rPr>
-      </w:pPr>
-      <w:r>
-        <w:rPr>
-          <w:rFonts w:ascii="Times New Roman" w:hAnsi="Times New Roman" w:cs="Times New Roman"/>
-          <w:sz w:val="24"/>
-          <w:szCs w:val="24"/>
-          <w:lang w:val="en-GB"/>
-        </w:rPr>
-        <w:t>4.2. A meeting is quorate if at least half of the members of the Expert Council participate. Recommendations are adopted by a majority of votes of the participating members; in the event of a tie, the chairperson of the meeting has the casting vote.</w:t>
-      </w:r>
-    </w:p>
-    <w:p>
-      <w:pPr>
-        <w:spacing w:after="0" w:line="240" w:lineRule="auto"/>
-        <w:ind w:firstLine="708"/>
-        <w:jc w:val="both"/>
-        <w:rPr>
-          <w:rFonts w:ascii="Times New Roman" w:hAnsi="Times New Roman" w:cs="Times New Roman"/>
-          <w:sz w:val="24"/>
-          <w:szCs w:val="24"/>
-          <w:lang w:val="en-GB"/>
-        </w:rPr>
-      </w:pPr>
-      <w:r>
-        <w:rPr>
-          <w:rFonts w:ascii="Times New Roman" w:hAnsi="Times New Roman" w:cs="Times New Roman"/>
-          <w:sz w:val="24"/>
-          <w:szCs w:val="24"/>
-          <w:lang w:val="en-GB"/>
-        </w:rPr>
-        <w:t>4.3. Decisions of the Expert Council are recorded in minutes signed by the chairperson of the meeting and the secretary and are sent to the Chief Executive Officer of the Foundation.</w:t>
-      </w:r>
-    </w:p>
-    <w:p>
-      <w:pPr>
-        <w:spacing w:after="0" w:line="240" w:lineRule="auto"/>
-        <w:ind w:firstLine="708"/>
-        <w:jc w:val="both"/>
-        <w:rPr>
-          <w:rFonts w:ascii="Times New Roman" w:hAnsi="Times New Roman" w:cs="Times New Roman"/>
-          <w:sz w:val="24"/>
-          <w:szCs w:val="24"/>
-          <w:lang w:val="en-GB"/>
-        </w:rPr>
-      </w:pPr>
-      <w:r>
-        <w:rPr>
-          <w:rFonts w:ascii="Times New Roman" w:hAnsi="Times New Roman" w:cs="Times New Roman"/>
-          <w:sz w:val="24"/>
-          <w:szCs w:val="24"/>
-          <w:lang w:val="en-GB"/>
-        </w:rPr>
-        <w:t>4.4. A member of the Expert Council who has a personal interest in a matter under consideration must declare it and does not vote on that matter.</w:t>
-      </w:r>
-    </w:p>
-    <w:p>
-      <w:pPr>
-        <w:spacing w:after="0" w:line="240" w:lineRule="auto"/>
-        <w:ind w:firstLine="708"/>
-        <w:jc w:val="both"/>
-        <w:rPr>
-          <w:rFonts w:ascii="Times New Roman" w:hAnsi="Times New Roman" w:cs="Times New Roman"/>
-          <w:sz w:val="24"/>
-          <w:szCs w:val="24"/>
-          <w:lang w:val="en-GB"/>
-        </w:rPr>
-      </w:pPr>
-      <w:r>
-        <w:rPr>
-          <w:rFonts w:ascii="Times New Roman" w:hAnsi="Times New Roman" w:cs="Times New Roman"/>
-          <w:sz w:val="24"/>
-          <w:szCs w:val="24"/>
-          <w:lang w:val="en-GB"/>
-        </w:rPr>
-        <w:t>4.5. Members of the Expert Council must not disclose confidential information that has become known to them in connection with their work in the Expert Council.</w:t>
-      </w:r>
-    </w:p>
-    <w:p>
-      <w:pPr>
-        <w:keepNext/>
-        <w:spacing w:before="240" w:after="120" w:line="240" w:lineRule="auto"/>
-        <w:jc w:val="center"/>
-        <w:rPr>
-          <w:rFonts w:ascii="Times New Roman" w:hAnsi="Times New Roman" w:cs="Times New Roman"/>
-          <w:b/>
-          <w:sz w:val="24"/>
-          <w:szCs w:val="24"/>
-          <w:lang w:val="en-GB"/>
-        </w:rPr>
-      </w:pPr>
-      <w:r>
-        <w:rPr>
-          <w:rFonts w:ascii="Times New Roman" w:hAnsi="Times New Roman" w:cs="Times New Roman"/>
-          <w:b/>
-          <w:sz w:val="24"/>
-          <w:szCs w:val="24"/>
-          <w:lang w:val="en-GB"/>
-        </w:rPr>
-        <w:t>5. Supervision and Support of Activities</w:t>
-      </w:r>
-    </w:p>
-    <w:p>
-      <w:pPr>
-        <w:spacing w:after="0" w:line="240" w:lineRule="auto"/>
-        <w:ind w:firstLine="708"/>
-        <w:jc w:val="both"/>
-        <w:rPr>
-          <w:rFonts w:ascii="Times New Roman" w:hAnsi="Times New Roman" w:cs="Times New Roman"/>
-          <w:sz w:val="24"/>
-          <w:szCs w:val="24"/>
-          <w:lang w:val="en-GB"/>
-        </w:rPr>
-      </w:pPr>
-      <w:r>
-        <w:rPr>
-          <w:rFonts w:ascii="Times New Roman" w:hAnsi="Times New Roman" w:cs="Times New Roman"/>
-          <w:sz w:val="24"/>
-          <w:szCs w:val="24"/>
-          <w:lang w:val="en-GB"/>
-        </w:rPr>
-        <w:t>5.1. The activities of the Expert Council are supervised by the Chief Executive Officer of the Foundation.</w:t>
-      </w:r>
-    </w:p>
-    <w:p>
-      <w:pPr>
-        <w:spacing w:after="0" w:line="240" w:lineRule="auto"/>
-        <w:ind w:firstLine="708"/>
-        <w:jc w:val="both"/>
-        <w:rPr>
-          <w:rFonts w:ascii="Times New Roman" w:hAnsi="Times New Roman" w:cs="Times New Roman"/>
-          <w:sz w:val="24"/>
-          <w:szCs w:val="24"/>
-          <w:lang w:val="en-GB"/>
-        </w:rPr>
-      </w:pPr>
-      <w:r>
-        <w:rPr>
-          <w:rFonts w:ascii="Times New Roman" w:hAnsi="Times New Roman" w:cs="Times New Roman"/>
-          <w:sz w:val="24"/>
-          <w:szCs w:val="24"/>
-          <w:lang w:val="en-GB"/>
-        </w:rPr>
-        <w:t>5.2. Organisational support of the activities of the Expert Council (secretariat) is provided by the Project Office for Central Asia on Climate Change and Green Energy. The secretary of the Expert Council is appointed by order of the Chief Executive Officer of the Foundation from among the employees of the Foundation.</w:t>
-      </w:r>
-    </w:p>
-    <w:p>
-      <w:pPr>
-        <w:spacing w:after="0" w:line="240" w:lineRule="auto"/>
-        <w:ind w:firstLine="708"/>
-        <w:jc w:val="both"/>
-        <w:rPr>
-          <w:rFonts w:ascii="Times New Roman" w:hAnsi="Times New Roman" w:cs="Times New Roman"/>
-          <w:sz w:val="24"/>
-          <w:szCs w:val="24"/>
-          <w:lang w:val="en-GB"/>
-        </w:rPr>
-      </w:pPr>
-      <w:r>
-        <w:rPr>
-          <w:rFonts w:ascii="Times New Roman" w:hAnsi="Times New Roman" w:cs="Times New Roman"/>
-          <w:sz w:val="24"/>
-          <w:szCs w:val="24"/>
-          <w:lang w:val="en-GB"/>
-        </w:rPr>
-        <w:t>5.3. Expenses for supporting the activities of the Expert Council are made within the budget of the Foundation.</w:t>
-      </w:r>
-    </w:p>
-    <w:p>
-      <w:pPr>
-        <w:keepNext/>
-        <w:spacing w:before="240" w:after="120" w:line="240" w:lineRule="auto"/>
-        <w:jc w:val="center"/>
-        <w:rPr>
-          <w:rFonts w:ascii="Times New Roman" w:hAnsi="Times New Roman" w:cs="Times New Roman"/>
-          <w:b/>
-          <w:sz w:val="24"/>
-          <w:szCs w:val="24"/>
-          <w:lang w:val="en-GB"/>
-        </w:rPr>
-      </w:pPr>
-      <w:r>
-        <w:rPr>
-          <w:rFonts w:ascii="Times New Roman" w:hAnsi="Times New Roman" w:cs="Times New Roman"/>
-          <w:b/>
-          <w:sz w:val="24"/>
-          <w:szCs w:val="24"/>
-          <w:lang w:val="en-GB"/>
-        </w:rPr>
-        <w:t>6. Final Provisions</w:t>
-      </w:r>
-    </w:p>
-    <w:p>
-      <w:pPr>
-        <w:spacing w:after="0" w:line="240" w:lineRule="auto"/>
-        <w:ind w:firstLine="708"/>
-        <w:jc w:val="both"/>
-        <w:rPr>
-          <w:rFonts w:ascii="Times New Roman" w:hAnsi="Times New Roman" w:cs="Times New Roman"/>
-          <w:sz w:val="24"/>
-          <w:szCs w:val="24"/>
-          <w:lang w:val="en-GB"/>
-        </w:rPr>
-      </w:pPr>
-      <w:r>
-        <w:rPr>
-          <w:rFonts w:ascii="Times New Roman" w:hAnsi="Times New Roman" w:cs="Times New Roman"/>
-          <w:sz w:val="24"/>
-          <w:szCs w:val="24"/>
-          <w:lang w:val="en-GB"/>
-        </w:rPr>
-        <w:t>6.1. These Regulations and amendments and additions thereto are approved by the Management Council of the Foundation.</w:t>
-      </w:r>
-    </w:p>
-    <w:p>
-      <w:pPr>
-        <w:spacing w:after="0" w:line="240" w:lineRule="auto"/>
-        <w:ind w:firstLine="708"/>
-        <w:jc w:val="both"/>
-        <w:rPr>
-          <w:rFonts w:ascii="Times New Roman" w:hAnsi="Times New Roman" w:cs="Times New Roman"/>
-          <w:sz w:val="24"/>
-          <w:lang w:val="en-GB"/>
-        </w:rPr>
-      </w:pPr>
-      <w:r>
-        <w:rPr>
-          <w:rFonts w:ascii="Times New Roman" w:hAnsi="Times New Roman" w:cs="Times New Roman"/>
-          <w:sz w:val="24"/>
-          <w:szCs w:val="24"/>
-          <w:lang w:val="en-GB"/>
-        </w:rPr>
-        <w:t>6.2. The Expert Council is abolished by decision of the Management Council of the Foundation.</w:t>
+          <w:sz w:val="23"/>
+          <w:lang w:val="en-GB"/>
+        </w:rPr>
+      </w:pPr>
+      <w:r>
+        <w:rPr>
+          <w:rFonts w:ascii="Times New Roman" w:hAnsi="Times New Roman" w:cs="Times New Roman"/>
+          <w:sz w:val="23"/>
+          <w:szCs w:val="24"/>
+          <w:lang w:val="en-GB"/>
+        </w:rPr>
+        <w:t>5.1. These Regulations and amendments thereto are approved by the Management Council of the Foundation, which also decides on the abolition of the Expert Council.</w:t>
+      </w:r>
+      <w:r>
+        <w:rPr>
+          <w:rFonts w:ascii="Times New Roman" w:hAnsi="Times New Roman" w:cs="Times New Roman"/>
+          <w:sz w:val="23"/>
+          <w:lang w:val="en-GB"/>
+        </w:rPr>
+        <w:t xml:space="preserve"> </w:t>
       </w:r>
     </w:p>
     <w:sectPr>
@@ -1008,7 +639,7 @@
         <w:rStyle w:val="ab"/>
         <w:noProof/>
       </w:rPr>
-      <w:t>2</w:t>
+      <w:t>1</w:t>
     </w:r>
     <w:r>
       <w:rPr>

--- a/Устав/_документы/Regulations on the Expert Council.docx
+++ b/Устав/_документы/Regulations on the Expert Council.docx
@@ -120,7 +120,7 @@
           <w:szCs w:val="24"/>
           <w:lang w:val="en-GB"/>
         </w:rPr>
-        <w:t>(Minutes No. ___ dated «___» __________ 2026)</w:t>
+        <w:t>(Minutes No. 13 dated 30 October 2026)</w:t>
       </w:r>
     </w:p>
     <w:p>
